--- a/APLOS/POPResources/Templates/IssueRequestReport202034.docx
+++ b/APLOS/POPResources/Templates/IssueRequestReport202034.docx
@@ -1,6 +1,6 @@
 
 <file path=word/document.xml><?xml version="1.0" encoding="utf-8"?>
-<w:document xmlns:wpc="http://schemas.microsoft.com/office/word/2010/wordprocessingCanvas" xmlns:mc="http://schemas.openxmlformats.org/markup-compatibility/2006" xmlns:o="urn:schemas-microsoft-com:office:office" xmlns:r="http://schemas.openxmlformats.org/officeDocument/2006/relationships" xmlns:m="http://schemas.openxmlformats.org/officeDocument/2006/math" xmlns:v="urn:schemas-microsoft-com:vml" xmlns:wp14="http://schemas.microsoft.com/office/word/2010/wordprocessingDrawing" xmlns:wp="http://schemas.openxmlformats.org/drawingml/2006/wordprocessingDrawing" xmlns:w10="urn:schemas-microsoft-com:office:word" xmlns:w="http://schemas.openxmlformats.org/wordprocessingml/2006/main" xmlns:w14="http://schemas.microsoft.com/office/word/2010/wordml" xmlns:w15="http://schemas.microsoft.com/office/word/2012/wordml" xmlns:wpg="http://schemas.microsoft.com/office/word/2010/wordprocessingGroup" xmlns:wpi="http://schemas.microsoft.com/office/word/2010/wordprocessingInk" xmlns:wne="http://schemas.microsoft.com/office/word/2006/wordml" xmlns:wps="http://schemas.microsoft.com/office/word/2010/wordprocessingShape" mc:Ignorable="w14 w15 wp14">
+<w:document xmlns:wpc="http://schemas.microsoft.com/office/word/2010/wordprocessingCanvas" xmlns:cx="http://schemas.microsoft.com/office/drawing/2014/chartex" xmlns:cx1="http://schemas.microsoft.com/office/drawing/2015/9/8/chartex" xmlns:cx2="http://schemas.microsoft.com/office/drawing/2015/10/21/chartex" xmlns:cx3="http://schemas.microsoft.com/office/drawing/2016/5/9/chartex" xmlns:cx4="http://schemas.microsoft.com/office/drawing/2016/5/10/chartex" xmlns:cx5="http://schemas.microsoft.com/office/drawing/2016/5/11/chartex" xmlns:cx6="http://schemas.microsoft.com/office/drawing/2016/5/12/chartex" xmlns:cx7="http://schemas.microsoft.com/office/drawing/2016/5/13/chartex" xmlns:cx8="http://schemas.microsoft.com/office/drawing/2016/5/14/chartex" xmlns:mc="http://schemas.openxmlformats.org/markup-compatibility/2006" xmlns:aink="http://schemas.microsoft.com/office/drawing/2016/ink" xmlns:am3d="http://schemas.microsoft.com/office/drawing/2017/model3d" xmlns:o="urn:schemas-microsoft-com:office:office" xmlns:oel="http://schemas.microsoft.com/office/2019/extlst" xmlns:r="http://schemas.openxmlformats.org/officeDocument/2006/relationships" xmlns:m="http://schemas.openxmlformats.org/officeDocument/2006/math" xmlns:v="urn:schemas-microsoft-com:vml" xmlns:wp14="http://schemas.microsoft.com/office/word/2010/wordprocessingDrawing" xmlns:wp="http://schemas.openxmlformats.org/drawingml/2006/wordprocessingDrawing" xmlns:w10="urn:schemas-microsoft-com:office:word" xmlns:w="http://schemas.openxmlformats.org/wordprocessingml/2006/main" xmlns:w14="http://schemas.microsoft.com/office/word/2010/wordml" xmlns:w15="http://schemas.microsoft.com/office/word/2012/wordml" xmlns:w16cex="http://schemas.microsoft.com/office/word/2018/wordml/cex" xmlns:w16cid="http://schemas.microsoft.com/office/word/2016/wordml/cid" xmlns:w16="http://schemas.microsoft.com/office/word/2018/wordml" xmlns:w16sdtdh="http://schemas.microsoft.com/office/word/2020/wordml/sdtdatahash" xmlns:w16se="http://schemas.microsoft.com/office/word/2015/wordml/symex" xmlns:wpg="http://schemas.microsoft.com/office/word/2010/wordprocessingGroup" xmlns:wpi="http://schemas.microsoft.com/office/word/2010/wordprocessingInk" xmlns:wne="http://schemas.microsoft.com/office/word/2006/wordml" xmlns:wps="http://schemas.microsoft.com/office/word/2010/wordprocessingShape" mc:Ignorable="w14 w15 w16se w16cid w16 w16cex w16sdtdh wp14">
   <w:body>
     <w:tbl>
       <w:tblPr>
@@ -44,7 +44,68 @@
                 <w:sz w:val="16"/>
                 <w:szCs w:val="16"/>
               </w:rPr>
-              <w:t xml:space="preserve"> {IssueId}   </w:t>
+              <w:t xml:space="preserve"> {</w:t>
+            </w:r>
+            <w:proofErr w:type="spellStart"/>
+            <w:r>
+              <w:rPr>
+                <w:rFonts w:ascii="Tahoma" w:hAnsi="Tahoma" w:cs="Tahoma"/>
+                <w:sz w:val="16"/>
+                <w:szCs w:val="16"/>
+              </w:rPr>
+              <w:t>IssueId</w:t>
+            </w:r>
+            <w:proofErr w:type="spellEnd"/>
+            <w:r>
+              <w:rPr>
+                <w:rFonts w:ascii="Tahoma" w:hAnsi="Tahoma" w:cs="Tahoma"/>
+                <w:sz w:val="16"/>
+                <w:szCs w:val="16"/>
+              </w:rPr>
+              <w:t xml:space="preserve">}   </w:t>
+            </w:r>
+            <w:r>
+              <w:rPr>
+                <w:rFonts w:ascii="Tahoma" w:hAnsi="Tahoma" w:cs="Tahoma"/>
+                <w:sz w:val="16"/>
+                <w:szCs w:val="16"/>
+              </w:rPr>
+              <w:t xml:space="preserve"> </w:t>
+            </w:r>
+            <w:r>
+              <w:rPr>
+                <w:rFonts w:ascii="Tahoma" w:hAnsi="Tahoma" w:cs="Tahoma"/>
+                <w:sz w:val="16"/>
+                <w:szCs w:val="16"/>
+              </w:rPr>
+              <w:t xml:space="preserve">                        </w:t>
+            </w:r>
+            <w:r>
+              <w:rPr>
+                <w:rFonts w:ascii="Tahoma" w:hAnsi="Tahoma" w:cs="Tahoma"/>
+                <w:sz w:val="16"/>
+                <w:szCs w:val="16"/>
+              </w:rPr>
+              <w:t>{</w:t>
+            </w:r>
+            <w:proofErr w:type="spellStart"/>
+            <w:r>
+              <w:rPr>
+                <w:rFonts w:ascii="Consolas" w:hAnsi="Consolas" w:cs="Consolas"/>
+                <w:color w:val="000000"/>
+                <w:sz w:val="19"/>
+                <w:szCs w:val="19"/>
+              </w:rPr>
+              <w:t>ProductionOrder</w:t>
+            </w:r>
+            <w:proofErr w:type="spellEnd"/>
+            <w:r>
+              <w:rPr>
+                <w:rFonts w:ascii="Tahoma" w:hAnsi="Tahoma" w:cs="Tahoma"/>
+                <w:sz w:val="16"/>
+                <w:szCs w:val="16"/>
+              </w:rPr>
+              <w:t xml:space="preserve">}   </w:t>
             </w:r>
             <w:r>
               <w:rPr>
@@ -72,6 +133,7 @@
                 <w:szCs w:val="16"/>
               </w:rPr>
             </w:pPr>
+            <w:proofErr w:type="gramStart"/>
             <w:r>
               <w:rPr>
                 <w:rFonts w:ascii="Tahoma" w:hAnsi="Tahoma" w:cs="Tahoma"/>
@@ -79,7 +141,17 @@
                 <w:sz w:val="16"/>
                 <w:szCs w:val="16"/>
               </w:rPr>
-              <w:t>Checked  Status:</w:t>
+              <w:t>Checked  Status</w:t>
+            </w:r>
+            <w:proofErr w:type="gramEnd"/>
+            <w:r>
+              <w:rPr>
+                <w:rFonts w:ascii="Tahoma" w:hAnsi="Tahoma" w:cs="Tahoma"/>
+                <w:b/>
+                <w:sz w:val="16"/>
+                <w:szCs w:val="16"/>
+              </w:rPr>
+              <w:t>:</w:t>
             </w:r>
             <w:r>
               <w:rPr>
@@ -89,6 +161,7 @@
               </w:rPr>
               <w:t>{</w:t>
             </w:r>
+            <w:proofErr w:type="spellStart"/>
             <w:r>
               <w:rPr>
                 <w:rFonts w:ascii="Tahoma" w:hAnsi="Tahoma" w:cs="Tahoma"/>
@@ -99,6 +172,7 @@
               </w:rPr>
               <w:t>PurOrCheckedStatus</w:t>
             </w:r>
+            <w:proofErr w:type="spellEnd"/>
             <w:r>
               <w:rPr>
                 <w:rFonts w:ascii="Tahoma" w:hAnsi="Tahoma" w:cs="Tahoma"/>
@@ -142,6 +216,7 @@
               </w:rPr>
               <w:t>{</w:t>
             </w:r>
+            <w:proofErr w:type="spellStart"/>
             <w:r>
               <w:rPr>
                 <w:rFonts w:ascii="Tahoma" w:hAnsi="Tahoma" w:cs="Tahoma"/>
@@ -152,6 +227,7 @@
               </w:rPr>
               <w:t>PurOrApprovedStatus</w:t>
             </w:r>
+            <w:proofErr w:type="spellEnd"/>
             <w:r>
               <w:rPr>
                 <w:rFonts w:ascii="Tahoma" w:hAnsi="Tahoma" w:cs="Tahoma"/>
@@ -194,7 +270,25 @@
                 <w:sz w:val="16"/>
                 <w:szCs w:val="16"/>
               </w:rPr>
-              <w:t xml:space="preserve">  {IssueDate}</w:t>
+              <w:t xml:space="preserve">  {</w:t>
+            </w:r>
+            <w:proofErr w:type="spellStart"/>
+            <w:r>
+              <w:rPr>
+                <w:rFonts w:ascii="Tahoma" w:hAnsi="Tahoma" w:cs="Tahoma"/>
+                <w:sz w:val="16"/>
+                <w:szCs w:val="16"/>
+              </w:rPr>
+              <w:t>IssueDate</w:t>
+            </w:r>
+            <w:proofErr w:type="spellEnd"/>
+            <w:r>
+              <w:rPr>
+                <w:rFonts w:ascii="Tahoma" w:hAnsi="Tahoma" w:cs="Tahoma"/>
+                <w:sz w:val="16"/>
+                <w:szCs w:val="16"/>
+              </w:rPr>
+              <w:t>}</w:t>
             </w:r>
             <w:r>
               <w:rPr>
@@ -269,6 +363,7 @@
               </w:rPr>
               <w:t>{</w:t>
             </w:r>
+            <w:proofErr w:type="spellStart"/>
             <w:r>
               <w:rPr>
                 <w:rFonts w:ascii="Tahoma" w:hAnsi="Tahoma" w:cs="Tahoma"/>
@@ -278,6 +373,7 @@
               </w:rPr>
               <w:t>IssueSlipDetails</w:t>
             </w:r>
+            <w:proofErr w:type="spellEnd"/>
             <w:r>
               <w:rPr>
                 <w:rFonts w:ascii="Tahoma" w:eastAsia="Arial" w:hAnsi="Tahoma" w:cs="Tahoma"/>
@@ -336,18 +432,42 @@
                 <w:szCs w:val="16"/>
                 <w:u w:val="single"/>
               </w:rPr>
-              <w:t xml:space="preserve">KINDLY SIGN THIS </w:t>
-            </w:r>
-            <w:r>
-              <w:rPr>
-                <w:rFonts w:ascii="Tahoma" w:hAnsi="Tahoma" w:cs="Tahoma"/>
+              <w:t xml:space="preserve">KINDLY SIGN </w:t>
+            </w:r>
+            <w:proofErr w:type="gramStart"/>
+            <w:r>
+              <w:rPr>
+                <w:rFonts w:ascii="Tahoma" w:eastAsia="Arial" w:hAnsi="Tahoma" w:cs="Tahoma"/>
                 <w:b/>
                 <w:bCs/>
                 <w:sz w:val="16"/>
                 <w:szCs w:val="16"/>
                 <w:u w:val="single"/>
               </w:rPr>
-              <w:t xml:space="preserve"> Store Issue Slip / Request</w:t>
+              <w:t xml:space="preserve">THIS </w:t>
+            </w:r>
+            <w:r>
+              <w:rPr>
+                <w:rFonts w:ascii="Tahoma" w:hAnsi="Tahoma" w:cs="Tahoma"/>
+                <w:b/>
+                <w:bCs/>
+                <w:sz w:val="16"/>
+                <w:szCs w:val="16"/>
+                <w:u w:val="single"/>
+              </w:rPr>
+              <w:t xml:space="preserve"> Store</w:t>
+            </w:r>
+            <w:proofErr w:type="gramEnd"/>
+            <w:r>
+              <w:rPr>
+                <w:rFonts w:ascii="Tahoma" w:hAnsi="Tahoma" w:cs="Tahoma"/>
+                <w:b/>
+                <w:bCs/>
+                <w:sz w:val="16"/>
+                <w:szCs w:val="16"/>
+                <w:u w:val="single"/>
+              </w:rPr>
+              <w:t xml:space="preserve"> Issue Slip / Request</w:t>
             </w:r>
             <w:r>
               <w:rPr>
@@ -579,7 +699,29 @@
                       <w:sz w:val="16"/>
                       <w:szCs w:val="16"/>
                     </w:rPr>
-                    <w:t>For {VendorName}</w:t>
+                    <w:t>For {</w:t>
+                  </w:r>
+                  <w:proofErr w:type="spellStart"/>
+                  <w:r>
+                    <w:rPr>
+                      <w:rFonts w:ascii="Tahoma" w:eastAsia="Arial" w:hAnsi="Tahoma" w:cs="Tahoma"/>
+                      <w:b/>
+                      <w:bCs/>
+                      <w:sz w:val="16"/>
+                      <w:szCs w:val="16"/>
+                    </w:rPr>
+                    <w:t>VendorName</w:t>
+                  </w:r>
+                  <w:proofErr w:type="spellEnd"/>
+                  <w:r>
+                    <w:rPr>
+                      <w:rFonts w:ascii="Tahoma" w:eastAsia="Arial" w:hAnsi="Tahoma" w:cs="Tahoma"/>
+                      <w:b/>
+                      <w:bCs/>
+                      <w:sz w:val="16"/>
+                      <w:szCs w:val="16"/>
+                    </w:rPr>
+                    <w:t>}</w:t>
                   </w:r>
                 </w:p>
                 <w:p>
@@ -793,7 +935,7 @@
                       </mc:Choice>
                       <mc:Fallback>
                         <w:pict>
-                          <v:line w14:anchorId="5026FA15" id="Straight Connector 1" o:spid="_x0000_s1026" style="position:absolute;flip:x;z-index:251659264;visibility:visible;mso-wrap-style:square;mso-width-percent:0;mso-height-percent:0;mso-wrap-distance-left:9pt;mso-wrap-distance-top:0;mso-wrap-distance-right:9pt;mso-wrap-distance-bottom:0;mso-position-horizontal:absolute;mso-position-horizontal-relative:text;mso-position-vertical:absolute;mso-position-vertical-relative:text;mso-width-percent:0;mso-height-percent:0;mso-width-relative:margin;mso-height-relative:margin" from="30.2pt,8.35pt" to="139.75pt,8.35pt" o:gfxdata="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" strokecolor="black [3213]" strokeweight=".5pt">
+                          <v:line w14:anchorId="6CE7D6FD" id="Straight Connector 1" o:spid="_x0000_s1026" style="position:absolute;flip:x;z-index:251659264;visibility:visible;mso-wrap-style:square;mso-width-percent:0;mso-height-percent:0;mso-wrap-distance-left:9pt;mso-wrap-distance-top:0;mso-wrap-distance-right:9pt;mso-wrap-distance-bottom:0;mso-position-horizontal:absolute;mso-position-horizontal-relative:text;mso-position-vertical:absolute;mso-position-vertical-relative:text;mso-width-percent:0;mso-height-percent:0;mso-width-relative:margin;mso-height-relative:margin" from="30.2pt,8.35pt" to="139.75pt,8.35pt" o:gfxdata="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" strokecolor="black [3213]" strokeweight=".5pt">
                             <v:stroke joinstyle="miter"/>
                           </v:line>
                         </w:pict>
@@ -809,6 +951,7 @@
                     </w:rPr>
                     <w:t>{</w:t>
                   </w:r>
+                  <w:proofErr w:type="spellStart"/>
                   <w:r>
                     <w:rPr>
                       <w:rFonts w:ascii="Tahoma" w:hAnsi="Tahoma" w:cs="Tahoma"/>
@@ -819,6 +962,7 @@
                     </w:rPr>
                     <w:t>PreparedBy</w:t>
                   </w:r>
+                  <w:proofErr w:type="spellEnd"/>
                   <w:r>
                     <w:rPr>
                       <w:rFonts w:ascii="Tahoma" w:eastAsia="Arial" w:hAnsi="Tahoma" w:cs="Tahoma"/>
@@ -915,7 +1059,7 @@
                       </mc:Choice>
                       <mc:Fallback>
                         <w:pict>
-                          <v:line w14:anchorId="230C1919" id="Straight Connector 3" o:spid="_x0000_s1026" style="position:absolute;z-index:251660288;visibility:visible;mso-wrap-style:square;mso-width-percent:0;mso-wrap-distance-left:9pt;mso-wrap-distance-top:0;mso-wrap-distance-right:9pt;mso-wrap-distance-bottom:0;mso-position-horizontal:absolute;mso-position-horizontal-relative:text;mso-position-vertical:absolute;mso-position-vertical-relative:text;mso-width-percent:0;mso-width-relative:margin" from="23.5pt,8.35pt" to="143.7pt,8.35pt" o:gfxdata="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" strokecolor="black [3213]" strokeweight=".5pt">
+                          <v:line w14:anchorId="7ADF82A4" id="Straight Connector 3" o:spid="_x0000_s1026" style="position:absolute;z-index:251660288;visibility:visible;mso-wrap-style:square;mso-width-percent:0;mso-wrap-distance-left:9pt;mso-wrap-distance-top:0;mso-wrap-distance-right:9pt;mso-wrap-distance-bottom:0;mso-position-horizontal:absolute;mso-position-horizontal-relative:text;mso-position-vertical:absolute;mso-position-vertical-relative:text;mso-width-percent:0;mso-width-relative:margin" from="23.5pt,8.35pt" to="143.7pt,8.35pt" o:gfxdata="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" strokecolor="black [3213]" strokeweight=".5pt">
                             <v:stroke joinstyle="miter"/>
                           </v:line>
                         </w:pict>
@@ -931,6 +1075,7 @@
                     </w:rPr>
                     <w:t>{</w:t>
                   </w:r>
+                  <w:proofErr w:type="spellStart"/>
                   <w:r>
                     <w:rPr>
                       <w:rFonts w:ascii="Tahoma" w:hAnsi="Tahoma" w:cs="Tahoma"/>
@@ -941,6 +1086,7 @@
                     </w:rPr>
                     <w:t>CheckedByName</w:t>
                   </w:r>
+                  <w:proofErr w:type="spellEnd"/>
                   <w:r>
                     <w:rPr>
                       <w:rFonts w:ascii="Tahoma" w:eastAsia="Arial" w:hAnsi="Tahoma" w:cs="Tahoma"/>
@@ -1034,7 +1180,7 @@
                       </mc:Choice>
                       <mc:Fallback>
                         <w:pict>
-                          <v:line w14:anchorId="30B67EB8" id="Straight Connector 5" o:spid="_x0000_s1026" style="position:absolute;z-index:251661312;visibility:visible;mso-wrap-style:square;mso-wrap-distance-left:9pt;mso-wrap-distance-top:0;mso-wrap-distance-right:9pt;mso-wrap-distance-bottom:0;mso-position-horizontal:absolute;mso-position-horizontal-relative:text;mso-position-vertical:absolute;mso-position-vertical-relative:text" from="31.2pt,8.35pt" to="143.25pt,8.35pt" o:gfxdata="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" strokecolor="black [3213]" strokeweight=".5pt">
+                          <v:line w14:anchorId="4CD45437" id="Straight Connector 5" o:spid="_x0000_s1026" style="position:absolute;z-index:251661312;visibility:visible;mso-wrap-style:square;mso-wrap-distance-left:9pt;mso-wrap-distance-top:0;mso-wrap-distance-right:9pt;mso-wrap-distance-bottom:0;mso-position-horizontal:absolute;mso-position-horizontal-relative:text;mso-position-vertical:absolute;mso-position-vertical-relative:text" from="31.2pt,8.35pt" to="143.25pt,8.35pt" o:gfxdata="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" strokecolor="black [3213]" strokeweight=".5pt">
                             <v:stroke joinstyle="miter"/>
                           </v:line>
                         </w:pict>
@@ -1050,6 +1196,7 @@
                     </w:rPr>
                     <w:t>{</w:t>
                   </w:r>
+                  <w:proofErr w:type="spellStart"/>
                   <w:r>
                     <w:rPr>
                       <w:rFonts w:ascii="Tahoma" w:hAnsi="Tahoma" w:cs="Tahoma"/>
@@ -1060,6 +1207,7 @@
                     </w:rPr>
                     <w:t>AuthorizedByName</w:t>
                   </w:r>
+                  <w:proofErr w:type="spellEnd"/>
                   <w:r>
                     <w:rPr>
                       <w:rFonts w:ascii="Tahoma" w:eastAsia="Arial" w:hAnsi="Tahoma" w:cs="Tahoma"/>
@@ -1093,6 +1241,7 @@
                       <w:szCs w:val="16"/>
                     </w:rPr>
                   </w:pPr>
+                  <w:proofErr w:type="spellStart"/>
                   <w:r>
                     <w:rPr>
                       <w:rFonts w:ascii="Tahoma" w:eastAsia="Arial" w:hAnsi="Tahoma" w:cs="Tahoma"/>
@@ -1103,6 +1252,7 @@
                     </w:rPr>
                     <w:t>PareparedBy</w:t>
                   </w:r>
+                  <w:proofErr w:type="spellEnd"/>
                 </w:p>
               </w:tc>
               <w:tc>
@@ -1121,6 +1271,7 @@
                       <w:szCs w:val="16"/>
                     </w:rPr>
                   </w:pPr>
+                  <w:proofErr w:type="spellStart"/>
                   <w:r>
                     <w:rPr>
                       <w:rFonts w:ascii="Tahoma" w:eastAsia="Arial" w:hAnsi="Tahoma" w:cs="Tahoma"/>
@@ -1131,6 +1282,7 @@
                     </w:rPr>
                     <w:t>CheckedBy</w:t>
                   </w:r>
+                  <w:proofErr w:type="spellEnd"/>
                 </w:p>
               </w:tc>
               <w:tc>
@@ -1149,6 +1301,7 @@
                       <w:szCs w:val="16"/>
                     </w:rPr>
                   </w:pPr>
+                  <w:proofErr w:type="spellStart"/>
                   <w:r>
                     <w:rPr>
                       <w:rFonts w:ascii="Tahoma" w:eastAsia="Arial" w:hAnsi="Tahoma" w:cs="Tahoma"/>
@@ -1159,6 +1312,7 @@
                     </w:rPr>
                     <w:t>AuthorizedBy</w:t>
                   </w:r>
+                  <w:proofErr w:type="spellEnd"/>
                 </w:p>
               </w:tc>
             </w:tr>
@@ -1209,10 +1363,7 @@
     <w:p/>
     <w:p/>
     <w:p/>
-    <w:p>
-      <w:bookmarkStart w:id="0" w:name="_GoBack"/>
-      <w:bookmarkEnd w:id="0"/>
-    </w:p>
+    <w:p/>
     <w:p/>
     <w:p/>
     <w:sectPr>
@@ -1227,7 +1378,7 @@
 </file>
 
 <file path=word/endnotes.xml><?xml version="1.0" encoding="utf-8"?>
-<w:endnotes xmlns:wpc="http://schemas.microsoft.com/office/word/2010/wordprocessingCanvas" xmlns:mc="http://schemas.openxmlformats.org/markup-compatibility/2006" xmlns:o="urn:schemas-microsoft-com:office:office" xmlns:r="http://schemas.openxmlformats.org/officeDocument/2006/relationships" xmlns:m="http://schemas.openxmlformats.org/officeDocument/2006/math" xmlns:v="urn:schemas-microsoft-com:vml" xmlns:wp14="http://schemas.microsoft.com/office/word/2010/wordprocessingDrawing" xmlns:wp="http://schemas.openxmlformats.org/drawingml/2006/wordprocessingDrawing" xmlns:w10="urn:schemas-microsoft-com:office:word" xmlns:w="http://schemas.openxmlformats.org/wordprocessingml/2006/main" xmlns:w14="http://schemas.microsoft.com/office/word/2010/wordml" xmlns:w15="http://schemas.microsoft.com/office/word/2012/wordml" xmlns:wpg="http://schemas.microsoft.com/office/word/2010/wordprocessingGroup" xmlns:wpi="http://schemas.microsoft.com/office/word/2010/wordprocessingInk" xmlns:wne="http://schemas.microsoft.com/office/word/2006/wordml" xmlns:wps="http://schemas.microsoft.com/office/word/2010/wordprocessingShape" mc:Ignorable="w14 w15 wp14">
+<w:endnotes xmlns:wpc="http://schemas.microsoft.com/office/word/2010/wordprocessingCanvas" xmlns:cx="http://schemas.microsoft.com/office/drawing/2014/chartex" xmlns:cx1="http://schemas.microsoft.com/office/drawing/2015/9/8/chartex" xmlns:cx2="http://schemas.microsoft.com/office/drawing/2015/10/21/chartex" xmlns:cx3="http://schemas.microsoft.com/office/drawing/2016/5/9/chartex" xmlns:cx4="http://schemas.microsoft.com/office/drawing/2016/5/10/chartex" xmlns:cx5="http://schemas.microsoft.com/office/drawing/2016/5/11/chartex" xmlns:cx6="http://schemas.microsoft.com/office/drawing/2016/5/12/chartex" xmlns:cx7="http://schemas.microsoft.com/office/drawing/2016/5/13/chartex" xmlns:cx8="http://schemas.microsoft.com/office/drawing/2016/5/14/chartex" xmlns:mc="http://schemas.openxmlformats.org/markup-compatibility/2006" xmlns:aink="http://schemas.microsoft.com/office/drawing/2016/ink" xmlns:am3d="http://schemas.microsoft.com/office/drawing/2017/model3d" xmlns:o="urn:schemas-microsoft-com:office:office" xmlns:oel="http://schemas.microsoft.com/office/2019/extlst" xmlns:r="http://schemas.openxmlformats.org/officeDocument/2006/relationships" xmlns:m="http://schemas.openxmlformats.org/officeDocument/2006/math" xmlns:v="urn:schemas-microsoft-com:vml" xmlns:wp14="http://schemas.microsoft.com/office/word/2010/wordprocessingDrawing" xmlns:wp="http://schemas.openxmlformats.org/drawingml/2006/wordprocessingDrawing" xmlns:w10="urn:schemas-microsoft-com:office:word" xmlns:w="http://schemas.openxmlformats.org/wordprocessingml/2006/main" xmlns:w14="http://schemas.microsoft.com/office/word/2010/wordml" xmlns:w15="http://schemas.microsoft.com/office/word/2012/wordml" xmlns:w16cex="http://schemas.microsoft.com/office/word/2018/wordml/cex" xmlns:w16cid="http://schemas.microsoft.com/office/word/2016/wordml/cid" xmlns:w16="http://schemas.microsoft.com/office/word/2018/wordml" xmlns:w16sdtdh="http://schemas.microsoft.com/office/word/2020/wordml/sdtdatahash" xmlns:w16se="http://schemas.microsoft.com/office/word/2015/wordml/symex" xmlns:wpg="http://schemas.microsoft.com/office/word/2010/wordprocessingGroup" xmlns:wpi="http://schemas.microsoft.com/office/word/2010/wordprocessingInk" xmlns:wne="http://schemas.microsoft.com/office/word/2006/wordml" xmlns:wps="http://schemas.microsoft.com/office/word/2010/wordprocessingShape" mc:Ignorable="w14 w15 w16se w16cid w16 w16cex w16sdtdh wp14">
   <w:endnote w:type="separator" w:id="-1">
     <w:p>
       <w:r>
@@ -1246,7 +1397,7 @@
 </file>
 
 <file path=word/footnotes.xml><?xml version="1.0" encoding="utf-8"?>
-<w:footnotes xmlns:wpc="http://schemas.microsoft.com/office/word/2010/wordprocessingCanvas" xmlns:mc="http://schemas.openxmlformats.org/markup-compatibility/2006" xmlns:o="urn:schemas-microsoft-com:office:office" xmlns:r="http://schemas.openxmlformats.org/officeDocument/2006/relationships" xmlns:m="http://schemas.openxmlformats.org/officeDocument/2006/math" xmlns:v="urn:schemas-microsoft-com:vml" xmlns:wp14="http://schemas.microsoft.com/office/word/2010/wordprocessingDrawing" xmlns:wp="http://schemas.openxmlformats.org/drawingml/2006/wordprocessingDrawing" xmlns:w10="urn:schemas-microsoft-com:office:word" xmlns:w="http://schemas.openxmlformats.org/wordprocessingml/2006/main" xmlns:w14="http://schemas.microsoft.com/office/word/2010/wordml" xmlns:w15="http://schemas.microsoft.com/office/word/2012/wordml" xmlns:wpg="http://schemas.microsoft.com/office/word/2010/wordprocessingGroup" xmlns:wpi="http://schemas.microsoft.com/office/word/2010/wordprocessingInk" xmlns:wne="http://schemas.microsoft.com/office/word/2006/wordml" xmlns:wps="http://schemas.microsoft.com/office/word/2010/wordprocessingShape" mc:Ignorable="w14 w15 wp14">
+<w:footnotes xmlns:wpc="http://schemas.microsoft.com/office/word/2010/wordprocessingCanvas" xmlns:cx="http://schemas.microsoft.com/office/drawing/2014/chartex" xmlns:cx1="http://schemas.microsoft.com/office/drawing/2015/9/8/chartex" xmlns:cx2="http://schemas.microsoft.com/office/drawing/2015/10/21/chartex" xmlns:cx3="http://schemas.microsoft.com/office/drawing/2016/5/9/chartex" xmlns:cx4="http://schemas.microsoft.com/office/drawing/2016/5/10/chartex" xmlns:cx5="http://schemas.microsoft.com/office/drawing/2016/5/11/chartex" xmlns:cx6="http://schemas.microsoft.com/office/drawing/2016/5/12/chartex" xmlns:cx7="http://schemas.microsoft.com/office/drawing/2016/5/13/chartex" xmlns:cx8="http://schemas.microsoft.com/office/drawing/2016/5/14/chartex" xmlns:mc="http://schemas.openxmlformats.org/markup-compatibility/2006" xmlns:aink="http://schemas.microsoft.com/office/drawing/2016/ink" xmlns:am3d="http://schemas.microsoft.com/office/drawing/2017/model3d" xmlns:o="urn:schemas-microsoft-com:office:office" xmlns:oel="http://schemas.microsoft.com/office/2019/extlst" xmlns:r="http://schemas.openxmlformats.org/officeDocument/2006/relationships" xmlns:m="http://schemas.openxmlformats.org/officeDocument/2006/math" xmlns:v="urn:schemas-microsoft-com:vml" xmlns:wp14="http://schemas.microsoft.com/office/word/2010/wordprocessingDrawing" xmlns:wp="http://schemas.openxmlformats.org/drawingml/2006/wordprocessingDrawing" xmlns:w10="urn:schemas-microsoft-com:office:word" xmlns:w="http://schemas.openxmlformats.org/wordprocessingml/2006/main" xmlns:w14="http://schemas.microsoft.com/office/word/2010/wordml" xmlns:w15="http://schemas.microsoft.com/office/word/2012/wordml" xmlns:w16cex="http://schemas.microsoft.com/office/word/2018/wordml/cex" xmlns:w16cid="http://schemas.microsoft.com/office/word/2016/wordml/cid" xmlns:w16="http://schemas.microsoft.com/office/word/2018/wordml" xmlns:w16sdtdh="http://schemas.microsoft.com/office/word/2020/wordml/sdtdatahash" xmlns:w16se="http://schemas.microsoft.com/office/word/2015/wordml/symex" xmlns:wpg="http://schemas.microsoft.com/office/word/2010/wordprocessingGroup" xmlns:wpi="http://schemas.microsoft.com/office/word/2010/wordprocessingInk" xmlns:wne="http://schemas.microsoft.com/office/word/2006/wordml" xmlns:wps="http://schemas.microsoft.com/office/word/2010/wordprocessingShape" mc:Ignorable="w14 w15 w16se w16cid w16 w16cex w16sdtdh wp14">
   <w:footnote w:type="separator" w:id="-1">
     <w:p>
       <w:r>
@@ -1265,7 +1416,7 @@
 </file>
 
 <file path=word/header1.xml><?xml version="1.0" encoding="utf-8"?>
-<w:hdr xmlns:wpc="http://schemas.microsoft.com/office/word/2010/wordprocessingCanvas" xmlns:mc="http://schemas.openxmlformats.org/markup-compatibility/2006" xmlns:o="urn:schemas-microsoft-com:office:office" xmlns:r="http://schemas.openxmlformats.org/officeDocument/2006/relationships" xmlns:m="http://schemas.openxmlformats.org/officeDocument/2006/math" xmlns:v="urn:schemas-microsoft-com:vml" xmlns:wp14="http://schemas.microsoft.com/office/word/2010/wordprocessingDrawing" xmlns:wp="http://schemas.openxmlformats.org/drawingml/2006/wordprocessingDrawing" xmlns:w10="urn:schemas-microsoft-com:office:word" xmlns:w="http://schemas.openxmlformats.org/wordprocessingml/2006/main" xmlns:w14="http://schemas.microsoft.com/office/word/2010/wordml" xmlns:w15="http://schemas.microsoft.com/office/word/2012/wordml" xmlns:wpg="http://schemas.microsoft.com/office/word/2010/wordprocessingGroup" xmlns:wpi="http://schemas.microsoft.com/office/word/2010/wordprocessingInk" xmlns:wne="http://schemas.microsoft.com/office/word/2006/wordml" xmlns:wps="http://schemas.microsoft.com/office/word/2010/wordprocessingShape" mc:Ignorable="w14 w15 wp14">
+<w:hdr xmlns:wpc="http://schemas.microsoft.com/office/word/2010/wordprocessingCanvas" xmlns:cx="http://schemas.microsoft.com/office/drawing/2014/chartex" xmlns:cx1="http://schemas.microsoft.com/office/drawing/2015/9/8/chartex" xmlns:cx2="http://schemas.microsoft.com/office/drawing/2015/10/21/chartex" xmlns:cx3="http://schemas.microsoft.com/office/drawing/2016/5/9/chartex" xmlns:cx4="http://schemas.microsoft.com/office/drawing/2016/5/10/chartex" xmlns:cx5="http://schemas.microsoft.com/office/drawing/2016/5/11/chartex" xmlns:cx6="http://schemas.microsoft.com/office/drawing/2016/5/12/chartex" xmlns:cx7="http://schemas.microsoft.com/office/drawing/2016/5/13/chartex" xmlns:cx8="http://schemas.microsoft.com/office/drawing/2016/5/14/chartex" xmlns:mc="http://schemas.openxmlformats.org/markup-compatibility/2006" xmlns:aink="http://schemas.microsoft.com/office/drawing/2016/ink" xmlns:am3d="http://schemas.microsoft.com/office/drawing/2017/model3d" xmlns:o="urn:schemas-microsoft-com:office:office" xmlns:oel="http://schemas.microsoft.com/office/2019/extlst" xmlns:r="http://schemas.openxmlformats.org/officeDocument/2006/relationships" xmlns:m="http://schemas.openxmlformats.org/officeDocument/2006/math" xmlns:v="urn:schemas-microsoft-com:vml" xmlns:wp14="http://schemas.microsoft.com/office/word/2010/wordprocessingDrawing" xmlns:wp="http://schemas.openxmlformats.org/drawingml/2006/wordprocessingDrawing" xmlns:w10="urn:schemas-microsoft-com:office:word" xmlns:w="http://schemas.openxmlformats.org/wordprocessingml/2006/main" xmlns:w14="http://schemas.microsoft.com/office/word/2010/wordml" xmlns:w15="http://schemas.microsoft.com/office/word/2012/wordml" xmlns:w16cex="http://schemas.microsoft.com/office/word/2018/wordml/cex" xmlns:w16cid="http://schemas.microsoft.com/office/word/2016/wordml/cid" xmlns:w16="http://schemas.microsoft.com/office/word/2018/wordml" xmlns:w16sdtdh="http://schemas.microsoft.com/office/word/2020/wordml/sdtdatahash" xmlns:w16se="http://schemas.microsoft.com/office/word/2015/wordml/symex" xmlns:wpg="http://schemas.microsoft.com/office/word/2010/wordprocessingGroup" xmlns:wpi="http://schemas.microsoft.com/office/word/2010/wordprocessingInk" xmlns:wne="http://schemas.microsoft.com/office/word/2006/wordml" xmlns:wps="http://schemas.microsoft.com/office/word/2010/wordprocessingShape" mc:Ignorable="w14 w15 w16se w16cid w16 w16cex w16sdtdh wp14">
   <w:p>
     <w:pPr>
       <w:pStyle w:val="Header"/>
@@ -1343,6 +1494,7 @@
                               <w:szCs w:val="18"/>
                             </w:rPr>
                           </w:pPr>
+                          <w:proofErr w:type="spellStart"/>
                           <w:r>
                             <w:rPr>
                               <w:rFonts w:ascii="Arial" w:hAnsi="Arial" w:cs="Arial"/>
@@ -1350,7 +1502,57 @@
                               <w:sz w:val="18"/>
                               <w:szCs w:val="18"/>
                             </w:rPr>
-                            <w:t>Akbarpur Channa, Ludhiana-Malerkotla Road, Ahmedgarh - 148021 District, Sangrur</w:t>
+                            <w:t>Akbarpur</w:t>
+                          </w:r>
+                          <w:proofErr w:type="spellEnd"/>
+                          <w:r>
+                            <w:rPr>
+                              <w:rFonts w:ascii="Arial" w:hAnsi="Arial" w:cs="Arial"/>
+                              <w:color w:val="525A5D"/>
+                              <w:sz w:val="18"/>
+                              <w:szCs w:val="18"/>
+                            </w:rPr>
+                            <w:t xml:space="preserve"> Channa, Ludhiana-</w:t>
+                          </w:r>
+                          <w:proofErr w:type="spellStart"/>
+                          <w:r>
+                            <w:rPr>
+                              <w:rFonts w:ascii="Arial" w:hAnsi="Arial" w:cs="Arial"/>
+                              <w:color w:val="525A5D"/>
+                              <w:sz w:val="18"/>
+                              <w:szCs w:val="18"/>
+                            </w:rPr>
+                            <w:t>Malerkotla</w:t>
+                          </w:r>
+                          <w:proofErr w:type="spellEnd"/>
+                          <w:r>
+                            <w:rPr>
+                              <w:rFonts w:ascii="Arial" w:hAnsi="Arial" w:cs="Arial"/>
+                              <w:color w:val="525A5D"/>
+                              <w:sz w:val="18"/>
+                              <w:szCs w:val="18"/>
+                            </w:rPr>
+                            <w:t xml:space="preserve"> Road, </w:t>
+                          </w:r>
+                          <w:proofErr w:type="spellStart"/>
+                          <w:r>
+                            <w:rPr>
+                              <w:rFonts w:ascii="Arial" w:hAnsi="Arial" w:cs="Arial"/>
+                              <w:color w:val="525A5D"/>
+                              <w:sz w:val="18"/>
+                              <w:szCs w:val="18"/>
+                            </w:rPr>
+                            <w:t>Ahmedgarh</w:t>
+                          </w:r>
+                          <w:proofErr w:type="spellEnd"/>
+                          <w:r>
+                            <w:rPr>
+                              <w:rFonts w:ascii="Arial" w:hAnsi="Arial" w:cs="Arial"/>
+                              <w:color w:val="525A5D"/>
+                              <w:sz w:val="18"/>
+                              <w:szCs w:val="18"/>
+                            </w:rPr>
+                            <w:t xml:space="preserve"> - 148021 District, Sangrur</w:t>
                           </w:r>
                           <w:r>
                             <w:rPr>
@@ -1496,6 +1698,7 @@
                               <w:szCs w:val="18"/>
                             </w:rPr>
                           </w:pPr>
+                          <w:proofErr w:type="gramStart"/>
                           <w:r>
                             <w:rPr>
                               <w:rFonts w:ascii="Arial" w:hAnsi="Arial" w:cs="Arial"/>
@@ -1503,7 +1706,17 @@
                               <w:sz w:val="18"/>
                               <w:szCs w:val="18"/>
                             </w:rPr>
-                            <w:t>CIN:U17299KA2020PTC139070</w:t>
+                            <w:t>CIN:U</w:t>
+                          </w:r>
+                          <w:proofErr w:type="gramEnd"/>
+                          <w:r>
+                            <w:rPr>
+                              <w:rFonts w:ascii="Arial" w:hAnsi="Arial" w:cs="Arial"/>
+                              <w:color w:val="525A5D"/>
+                              <w:sz w:val="18"/>
+                              <w:szCs w:val="18"/>
+                            </w:rPr>
+                            <w:t>17299KA2020PTC139070</w:t>
                           </w:r>
                         </w:p>
                         <w:p>
@@ -1559,7 +1772,7 @@
         </mc:Choice>
         <mc:Fallback>
           <w:pict>
-            <v:rect w14:anchorId="726EBE9B" id="Rectangle 10" o:spid="_x0000_s1026" style="position:absolute;margin-left:637.5pt;margin-top:0;width:231.75pt;height:77.95pt;z-index:251664384;visibility:visible;mso-wrap-style:square;mso-width-percent:0;mso-height-percent:0;mso-wrap-distance-left:9pt;mso-wrap-distance-top:0;mso-wrap-distance-right:9pt;mso-wrap-distance-bottom:0;mso-position-horizontal:absolute;mso-position-horizontal-relative:text;mso-position-vertical:absolute;mso-position-vertical-relative:text;mso-width-percent:0;mso-height-percent:0;mso-width-relative:margin;mso-height-relative:margin;v-text-anchor:middle" o:gfxdata="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" fillcolor="white [3201]" strokecolor="white [3212]" strokeweight="1pt">
+            <v:rect w14:anchorId="726EBE9B" id="Rectangle 10" o:spid="_x0000_s1026" style="position:absolute;margin-left:637.5pt;margin-top:0;width:231.75pt;height:77.95pt;z-index:251664384;visibility:visible;mso-wrap-style:square;mso-width-percent:0;mso-height-percent:0;mso-wrap-distance-left:9pt;mso-wrap-distance-top:0;mso-wrap-distance-right:9pt;mso-wrap-distance-bottom:0;mso-position-horizontal:absolute;mso-position-horizontal-relative:text;mso-position-vertical:absolute;mso-position-vertical-relative:text;mso-width-percent:0;mso-height-percent:0;mso-width-relative:margin;mso-height-relative:margin;v-text-anchor:middle" o:gfxdata="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" fillcolor="white [3201]" strokecolor="white [3212]" strokeweight="1pt">
               <v:textbox>
                 <w:txbxContent>
                   <w:p>
@@ -1574,6 +1787,7 @@
                         <w:szCs w:val="18"/>
                       </w:rPr>
                     </w:pPr>
+                    <w:proofErr w:type="spellStart"/>
                     <w:r>
                       <w:rPr>
                         <w:rFonts w:ascii="Arial" w:hAnsi="Arial" w:cs="Arial"/>
@@ -1581,7 +1795,57 @@
                         <w:sz w:val="18"/>
                         <w:szCs w:val="18"/>
                       </w:rPr>
-                      <w:t>Akbarpur Channa, Ludhiana-Malerkotla Road, Ahmedgarh - 148021 District, Sangrur</w:t>
+                      <w:t>Akbarpur</w:t>
+                    </w:r>
+                    <w:proofErr w:type="spellEnd"/>
+                    <w:r>
+                      <w:rPr>
+                        <w:rFonts w:ascii="Arial" w:hAnsi="Arial" w:cs="Arial"/>
+                        <w:color w:val="525A5D"/>
+                        <w:sz w:val="18"/>
+                        <w:szCs w:val="18"/>
+                      </w:rPr>
+                      <w:t xml:space="preserve"> Channa, Ludhiana-</w:t>
+                    </w:r>
+                    <w:proofErr w:type="spellStart"/>
+                    <w:r>
+                      <w:rPr>
+                        <w:rFonts w:ascii="Arial" w:hAnsi="Arial" w:cs="Arial"/>
+                        <w:color w:val="525A5D"/>
+                        <w:sz w:val="18"/>
+                        <w:szCs w:val="18"/>
+                      </w:rPr>
+                      <w:t>Malerkotla</w:t>
+                    </w:r>
+                    <w:proofErr w:type="spellEnd"/>
+                    <w:r>
+                      <w:rPr>
+                        <w:rFonts w:ascii="Arial" w:hAnsi="Arial" w:cs="Arial"/>
+                        <w:color w:val="525A5D"/>
+                        <w:sz w:val="18"/>
+                        <w:szCs w:val="18"/>
+                      </w:rPr>
+                      <w:t xml:space="preserve"> Road, </w:t>
+                    </w:r>
+                    <w:proofErr w:type="spellStart"/>
+                    <w:r>
+                      <w:rPr>
+                        <w:rFonts w:ascii="Arial" w:hAnsi="Arial" w:cs="Arial"/>
+                        <w:color w:val="525A5D"/>
+                        <w:sz w:val="18"/>
+                        <w:szCs w:val="18"/>
+                      </w:rPr>
+                      <w:t>Ahmedgarh</w:t>
+                    </w:r>
+                    <w:proofErr w:type="spellEnd"/>
+                    <w:r>
+                      <w:rPr>
+                        <w:rFonts w:ascii="Arial" w:hAnsi="Arial" w:cs="Arial"/>
+                        <w:color w:val="525A5D"/>
+                        <w:sz w:val="18"/>
+                        <w:szCs w:val="18"/>
+                      </w:rPr>
+                      <w:t xml:space="preserve"> - 148021 District, Sangrur</w:t>
                     </w:r>
                     <w:r>
                       <w:rPr>
@@ -1727,6 +1991,7 @@
                         <w:szCs w:val="18"/>
                       </w:rPr>
                     </w:pPr>
+                    <w:proofErr w:type="gramStart"/>
                     <w:r>
                       <w:rPr>
                         <w:rFonts w:ascii="Arial" w:hAnsi="Arial" w:cs="Arial"/>
@@ -1734,7 +1999,17 @@
                         <w:sz w:val="18"/>
                         <w:szCs w:val="18"/>
                       </w:rPr>
-                      <w:t>CIN:U17299KA2020PTC139070</w:t>
+                      <w:t>CIN:U</w:t>
+                    </w:r>
+                    <w:proofErr w:type="gramEnd"/>
+                    <w:r>
+                      <w:rPr>
+                        <w:rFonts w:ascii="Arial" w:hAnsi="Arial" w:cs="Arial"/>
+                        <w:color w:val="525A5D"/>
+                        <w:sz w:val="18"/>
+                        <w:szCs w:val="18"/>
+                      </w:rPr>
+                      <w:t>17299KA2020PTC139070</w:t>
                     </w:r>
                   </w:p>
                   <w:p>
@@ -1924,7 +2199,7 @@
               <v:stroke joinstyle="miter"/>
               <v:path gradientshapeok="t" o:connecttype="rect"/>
             </v:shapetype>
-            <v:shape id="Text Box 2" o:spid="_x0000_s1027" type="#_x0000_t202" style="position:absolute;left:0;text-align:left;margin-left:-42.45pt;margin-top:25.8pt;width:165.85pt;height:18.75pt;z-index:251662336;visibility:visible;mso-wrap-style:square;mso-width-percent:0;mso-height-percent:0;mso-wrap-distance-left:9pt;mso-wrap-distance-top:3.6pt;mso-wrap-distance-right:9pt;mso-wrap-distance-bottom:3.6pt;mso-position-horizontal:absolute;mso-position-horizontal-relative:margin;mso-position-vertical:absolute;mso-position-vertical-relative:text;mso-width-percent:0;mso-height-percent:0;mso-width-relative:margin;mso-height-relative:margin;v-text-anchor:top" o:gfxdata="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" filled="f" stroked="f">
+            <v:shape id="Text Box 2" o:spid="_x0000_s1027" type="#_x0000_t202" style="position:absolute;left:0;text-align:left;margin-left:-42.45pt;margin-top:25.8pt;width:165.85pt;height:18.75pt;z-index:251662336;visibility:visible;mso-wrap-style:square;mso-width-percent:0;mso-height-percent:0;mso-wrap-distance-left:9pt;mso-wrap-distance-top:3.6pt;mso-wrap-distance-right:9pt;mso-wrap-distance-bottom:3.6pt;mso-position-horizontal:absolute;mso-position-horizontal-relative:margin;mso-position-vertical:absolute;mso-position-vertical-relative:text;mso-width-percent:0;mso-height-percent:0;mso-width-relative:margin;mso-height-relative:margin;v-text-anchor:top" o:gfxdata="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" filled="f" stroked="f">
               <v:textbox>
                 <w:txbxContent>
                   <w:p>
@@ -1966,8 +2241,8 @@
 </file>
 
 <file path=word/numbering.xml><?xml version="1.0" encoding="utf-8"?>
-<w:numbering xmlns:wpc="http://schemas.microsoft.com/office/word/2010/wordprocessingCanvas" xmlns:mc="http://schemas.openxmlformats.org/markup-compatibility/2006" xmlns:o="urn:schemas-microsoft-com:office:office" xmlns:r="http://schemas.openxmlformats.org/officeDocument/2006/relationships" xmlns:m="http://schemas.openxmlformats.org/officeDocument/2006/math" xmlns:v="urn:schemas-microsoft-com:vml" xmlns:wp14="http://schemas.microsoft.com/office/word/2010/wordprocessingDrawing" xmlns:wp="http://schemas.openxmlformats.org/drawingml/2006/wordprocessingDrawing" xmlns:w10="urn:schemas-microsoft-com:office:word" xmlns:w="http://schemas.openxmlformats.org/wordprocessingml/2006/main" xmlns:w14="http://schemas.microsoft.com/office/word/2010/wordml" xmlns:w15="http://schemas.microsoft.com/office/word/2012/wordml" xmlns:wpg="http://schemas.microsoft.com/office/word/2010/wordprocessingGroup" xmlns:wpi="http://schemas.microsoft.com/office/word/2010/wordprocessingInk" xmlns:wne="http://schemas.microsoft.com/office/word/2006/wordml" xmlns:wps="http://schemas.microsoft.com/office/word/2010/wordprocessingShape" mc:Ignorable="w14 w15 wp14">
-  <w:abstractNum w:abstractNumId="0">
+<w:numbering xmlns:wpc="http://schemas.microsoft.com/office/word/2010/wordprocessingCanvas" xmlns:cx="http://schemas.microsoft.com/office/drawing/2014/chartex" xmlns:cx1="http://schemas.microsoft.com/office/drawing/2015/9/8/chartex" xmlns:cx2="http://schemas.microsoft.com/office/drawing/2015/10/21/chartex" xmlns:cx3="http://schemas.microsoft.com/office/drawing/2016/5/9/chartex" xmlns:cx4="http://schemas.microsoft.com/office/drawing/2016/5/10/chartex" xmlns:cx5="http://schemas.microsoft.com/office/drawing/2016/5/11/chartex" xmlns:cx6="http://schemas.microsoft.com/office/drawing/2016/5/12/chartex" xmlns:cx7="http://schemas.microsoft.com/office/drawing/2016/5/13/chartex" xmlns:cx8="http://schemas.microsoft.com/office/drawing/2016/5/14/chartex" xmlns:mc="http://schemas.openxmlformats.org/markup-compatibility/2006" xmlns:aink="http://schemas.microsoft.com/office/drawing/2016/ink" xmlns:am3d="http://schemas.microsoft.com/office/drawing/2017/model3d" xmlns:o="urn:schemas-microsoft-com:office:office" xmlns:oel="http://schemas.microsoft.com/office/2019/extlst" xmlns:r="http://schemas.openxmlformats.org/officeDocument/2006/relationships" xmlns:m="http://schemas.openxmlformats.org/officeDocument/2006/math" xmlns:v="urn:schemas-microsoft-com:vml" xmlns:wp14="http://schemas.microsoft.com/office/word/2010/wordprocessingDrawing" xmlns:wp="http://schemas.openxmlformats.org/drawingml/2006/wordprocessingDrawing" xmlns:w10="urn:schemas-microsoft-com:office:word" xmlns:w="http://schemas.openxmlformats.org/wordprocessingml/2006/main" xmlns:w14="http://schemas.microsoft.com/office/word/2010/wordml" xmlns:w15="http://schemas.microsoft.com/office/word/2012/wordml" xmlns:w16cex="http://schemas.microsoft.com/office/word/2018/wordml/cex" xmlns:w16cid="http://schemas.microsoft.com/office/word/2016/wordml/cid" xmlns:w16="http://schemas.microsoft.com/office/word/2018/wordml" xmlns:w16sdtdh="http://schemas.microsoft.com/office/word/2020/wordml/sdtdatahash" xmlns:w16se="http://schemas.microsoft.com/office/word/2015/wordml/symex" xmlns:wpg="http://schemas.microsoft.com/office/word/2010/wordprocessingGroup" xmlns:wpi="http://schemas.microsoft.com/office/word/2010/wordprocessingInk" xmlns:wne="http://schemas.microsoft.com/office/word/2006/wordml" xmlns:wps="http://schemas.microsoft.com/office/word/2010/wordprocessingShape" mc:Ignorable="w14 w15 w16se w16cid w16 w16cex w16sdtdh wp14">
+  <w:abstractNum w:abstractNumId="0" w15:restartNumberingAfterBreak="0">
     <w:nsid w:val="19365752"/>
     <w:multiLevelType w:val="hybridMultilevel"/>
     <w:tmpl w:val="DFA0A576"/>
@@ -2056,7 +2331,7 @@
       </w:pPr>
     </w:lvl>
   </w:abstractNum>
-  <w:abstractNum w:abstractNumId="1">
+  <w:abstractNum w:abstractNumId="1" w15:restartNumberingAfterBreak="0">
     <w:nsid w:val="19495CFF"/>
     <w:multiLevelType w:val="hybridMultilevel"/>
     <w:tmpl w:val="79CC075A"/>
@@ -2107,7 +2382,7 @@
       <w:lvlJc w:val="left"/>
     </w:lvl>
   </w:abstractNum>
-  <w:abstractNum w:abstractNumId="2">
+  <w:abstractNum w:abstractNumId="2" w15:restartNumberingAfterBreak="0">
     <w:nsid w:val="66334873"/>
     <w:multiLevelType w:val="hybridMultilevel"/>
     <w:tmpl w:val="71B6F7D8"/>
@@ -2158,7 +2433,7 @@
       <w:lvlJc w:val="left"/>
     </w:lvl>
   </w:abstractNum>
-  <w:abstractNum w:abstractNumId="3">
+  <w:abstractNum w:abstractNumId="3" w15:restartNumberingAfterBreak="0">
     <w:nsid w:val="74B0DC51"/>
     <w:multiLevelType w:val="hybridMultilevel"/>
     <w:tmpl w:val="22FA3D1C"/>
@@ -2209,23 +2484,23 @@
       <w:lvlJc w:val="left"/>
     </w:lvl>
   </w:abstractNum>
-  <w:num w:numId="1">
+  <w:num w:numId="1" w16cid:durableId="1404449375">
     <w:abstractNumId w:val="2"/>
   </w:num>
-  <w:num w:numId="2">
+  <w:num w:numId="2" w16cid:durableId="921764794">
     <w:abstractNumId w:val="3"/>
   </w:num>
-  <w:num w:numId="3">
+  <w:num w:numId="3" w16cid:durableId="660474435">
     <w:abstractNumId w:val="1"/>
   </w:num>
-  <w:num w:numId="4">
+  <w:num w:numId="4" w16cid:durableId="1593125929">
     <w:abstractNumId w:val="0"/>
   </w:num>
 </w:numbering>
 </file>
 
 <file path=word/styles.xml><?xml version="1.0" encoding="utf-8"?>
-<w:styles xmlns:mc="http://schemas.openxmlformats.org/markup-compatibility/2006" xmlns:r="http://schemas.openxmlformats.org/officeDocument/2006/relationships" xmlns:w="http://schemas.openxmlformats.org/wordprocessingml/2006/main" xmlns:w14="http://schemas.microsoft.com/office/word/2010/wordml" xmlns:w15="http://schemas.microsoft.com/office/word/2012/wordml" mc:Ignorable="w14 w15">
+<w:styles xmlns:mc="http://schemas.openxmlformats.org/markup-compatibility/2006" xmlns:r="http://schemas.openxmlformats.org/officeDocument/2006/relationships" xmlns:w="http://schemas.openxmlformats.org/wordprocessingml/2006/main" xmlns:w14="http://schemas.microsoft.com/office/word/2010/wordml" xmlns:w15="http://schemas.microsoft.com/office/word/2012/wordml" xmlns:w16cex="http://schemas.microsoft.com/office/word/2018/wordml/cex" xmlns:w16cid="http://schemas.microsoft.com/office/word/2016/wordml/cid" xmlns:w16="http://schemas.microsoft.com/office/word/2018/wordml" xmlns:w16sdtdh="http://schemas.microsoft.com/office/word/2020/wordml/sdtdatahash" xmlns:w16se="http://schemas.microsoft.com/office/word/2015/wordml/symex" mc:Ignorable="w14 w15 w16se w16cid w16 w16cex w16sdtdh">
   <w:docDefaults>
     <w:rPrDefault>
       <w:rPr>
@@ -2237,7 +2512,7 @@
     </w:rPrDefault>
     <w:pPrDefault/>
   </w:docDefaults>
-  <w:latentStyles w:defLockedState="0" w:defUIPriority="99" w:defSemiHidden="0" w:defUnhideWhenUsed="0" w:defQFormat="0" w:count="371">
+  <w:latentStyles w:defLockedState="0" w:defUIPriority="99" w:defSemiHidden="0" w:defUnhideWhenUsed="0" w:defQFormat="0" w:count="376">
     <w:lsdException w:name="Normal" w:uiPriority="0" w:qFormat="1"/>
     <w:lsdException w:name="heading 1" w:uiPriority="9" w:qFormat="1"/>
     <w:lsdException w:name="heading 2" w:semiHidden="1" w:uiPriority="9" w:unhideWhenUsed="1" w:qFormat="1"/>
@@ -2609,6 +2884,11 @@
     <w:lsdException w:name="List Table 5 Dark Accent 6" w:uiPriority="50"/>
     <w:lsdException w:name="List Table 6 Colorful Accent 6" w:uiPriority="51"/>
     <w:lsdException w:name="List Table 7 Colorful Accent 6" w:uiPriority="52"/>
+    <w:lsdException w:name="Mention" w:semiHidden="1" w:unhideWhenUsed="1"/>
+    <w:lsdException w:name="Smart Hyperlink" w:semiHidden="1" w:unhideWhenUsed="1"/>
+    <w:lsdException w:name="Hashtag" w:semiHidden="1" w:unhideWhenUsed="1"/>
+    <w:lsdException w:name="Unresolved Mention" w:semiHidden="1" w:unhideWhenUsed="1"/>
+    <w:lsdException w:name="Smart Link" w:semiHidden="1" w:unhideWhenUsed="1"/>
   </w:latentStyles>
   <w:style w:type="paragraph" w:default="1" w:styleId="Normal">
     <w:name w:val="Normal"/>
@@ -2670,7 +2950,6 @@
     <w:basedOn w:val="TableNormal"/>
     <w:rsid w:val="00E11788"/>
     <w:tblPr>
-      <w:tblInd w:w="0" w:type="dxa"/>
       <w:tblBorders>
         <w:top w:val="single" w:sz="4" w:space="0" w:color="auto"/>
         <w:left w:val="single" w:sz="4" w:space="0" w:color="auto"/>
@@ -2679,12 +2958,6 @@
         <w:insideH w:val="single" w:sz="4" w:space="0" w:color="auto"/>
         <w:insideV w:val="single" w:sz="4" w:space="0" w:color="auto"/>
       </w:tblBorders>
-      <w:tblCellMar>
-        <w:top w:w="0" w:type="dxa"/>
-        <w:left w:w="108" w:type="dxa"/>
-        <w:bottom w:w="0" w:type="dxa"/>
-        <w:right w:w="108" w:type="dxa"/>
-      </w:tblCellMar>
     </w:tblPr>
   </w:style>
   <w:style w:type="paragraph" w:styleId="Header">
@@ -2854,8 +3127,8 @@
       <w:u w:val="single"/>
     </w:rPr>
   </w:style>
-  <w:style w:type="character" w:customStyle="1" w:styleId="UnresolvedMention">
-    <w:name w:val="Unresolved Mention"/>
+  <w:style w:type="character" w:customStyle="1" w:styleId="UnresolvedMention1">
+    <w:name w:val="Unresolved Mention1"/>
     <w:basedOn w:val="DefaultParagraphFont"/>
     <w:uiPriority w:val="99"/>
     <w:semiHidden/>
